--- a/documentation/Project_Reference_Guide.docx
+++ b/documentation/Project_Reference_Guide.docx
@@ -89,7 +89,7 @@
           <w:color w:val="212529"/>
           <w:sz w:val="21"/>
         </w:rPr>
-        <w:t>The core output is a per-ZIP opportunity score: the model-predicted probability that a ZIP will enter an upward housing transition over the next 12 months. A companion directional score (P(up) − P(down)) separates heating from cooling markets. Both are available at the monthly level for 655 NC/SC ZIP codes, with validated predictions for 2023 and an unverified forward signal for 2024.</w:t>
+        <w:t>The core output is a per-ZIP opportunity score: the model-predicted probability that a ZIP will enter an upward housing transition over the next 12 months. A companion directional score (P(up) − P(down)) separates heating from cooling markets. Both are available at the monthly level for 655 NC/SC ZIP codes, with validated predictions for 2023 and an validated 2025 forward signal.</w:t>
       </w:r>
     </w:p>
     <w:p>
@@ -98,7 +98,7 @@
           <w:color w:val="212529"/>
           <w:sz w:val="21"/>
         </w:rPr>
-        <w:t>The model is a Gradient Boosting classifier trained and evaluated using strict walk-forward validation (no random splits on time-series data). The winning model uses only Zillow and Redfin monthly data — 18 features — and achieves AUC 0.865 on the 2023 held-out test set.</w:t>
+        <w:t>The model is a Gradient Boosting classifier trained and evaluated using strict walk-forward validation (no random splits on time-series data). The winning model uses only Zillow and Redfin monthly data — 18 features — and achieves AUC 0.865 on the 2023 held-out test set. The 2024 predictions were subsequently validated against actual 2025 outcomes (AUC 0.7747), and the model was retrained on Jun 2019–Dec 2024 to generate the current 2025 forward signal.</w:t>
       </w:r>
     </w:p>
     <w:p>
@@ -198,7 +198,7 @@
               <w:rPr>
                 <w:sz w:val="19"/>
               </w:rPr>
-              <w:t>Data window</w:t>
+              <w:t>Training data window</w:t>
             </w:r>
           </w:p>
         </w:tc>
@@ -212,7 +212,7 @@
               <w:rPr>
                 <w:sz w:val="19"/>
               </w:rPr>
-              <w:t>Jan 2018 – Dec 2022 (features); Jun 2019 – Dec 2021 (labeled)</w:t>
+              <w:t>Jun 2019 – Dec 2024 (retrained model)</w:t>
             </w:r>
           </w:p>
         </w:tc>
@@ -302,7 +302,7 @@
               <w:rPr>
                 <w:sz w:val="19"/>
               </w:rPr>
-              <w:t>Walk-forward — 3 folds (test years 2021, 2022, 2023)</w:t>
+              <w:t>Walk-forward — 5 folds / evaluation points</w:t>
             </w:r>
           </w:p>
         </w:tc>
@@ -348,7 +348,7 @@
               <w:rPr>
                 <w:sz w:val="19"/>
               </w:rPr>
-              <w:t>Macro F1 — 3-class (2023)</w:t>
+              <w:t>2024 predictions vs 2025 actuals</w:t>
             </w:r>
           </w:p>
         </w:tc>
@@ -362,7 +362,7 @@
               <w:rPr>
                 <w:sz w:val="19"/>
               </w:rPr>
-              <w:t>0.384</w:t>
+              <w:t>AUC 0.7747 (retrospective validation)</w:t>
             </w:r>
           </w:p>
         </w:tc>
@@ -392,7 +392,7 @@
               <w:rPr>
                 <w:sz w:val="19"/>
               </w:rPr>
-              <w:t>Jan – Dec 2024 (unverified)</w:t>
+              <w:t>Dec 2025 – Nov 2026 (from Nov 2025 features)</w:t>
             </w:r>
           </w:p>
         </w:tc>
@@ -4425,7 +4425,7 @@
           <w:color w:val="E63946"/>
           <w:sz w:val="26"/>
         </w:rPr>
-        <w:t>The Three Walk-Forward Folds</w:t>
+        <w:t>Walk-Forward Folds and Retrospective Validation</w:t>
       </w:r>
     </w:p>
     <w:tbl>
@@ -4486,7 +4486,7 @@
                 <w:color w:val="FFFFFF"/>
                 <w:sz w:val="19"/>
               </w:rPr>
-              <w:t>Test year</w:t>
+              <w:t>Test / Evaluation</w:t>
             </w:r>
           </w:p>
         </w:tc>
@@ -4562,7 +4562,7 @@
               <w:rPr>
                 <w:sz w:val="19"/>
               </w:rPr>
-              <w:t>2021</w:t>
+              <w:t>Jan–Dec 2021</w:t>
             </w:r>
           </w:p>
         </w:tc>
@@ -4634,7 +4634,7 @@
               <w:rPr>
                 <w:sz w:val="19"/>
               </w:rPr>
-              <w:t>2022</w:t>
+              <w:t>Jan–Dec 2022</w:t>
             </w:r>
           </w:p>
         </w:tc>
@@ -4706,7 +4706,7 @@
               <w:rPr>
                 <w:sz w:val="19"/>
               </w:rPr>
-              <w:t>2023</w:t>
+              <w:t>Jan–Dec 2023</w:t>
             </w:r>
           </w:p>
         </w:tc>
@@ -4735,6 +4735,150 @@
                 <w:sz w:val="19"/>
               </w:rPr>
               <w:t>Post-normalization — model at its best with most training data</w:t>
+            </w:r>
+          </w:p>
+        </w:tc>
+      </w:tr>
+      <w:tr>
+        <w:tc>
+          <w:tcPr>
+            <w:tcW w:type="dxa" w:w="1786"/>
+            <w:shd w:val="clear" w:color="auto" w:fill="FFFFFF"/>
+          </w:tcPr>
+          <w:p>
+            <w:r>
+              <w:rPr>
+                <w:sz w:val="19"/>
+              </w:rPr>
+              <w:t>D (retrain)</w:t>
+            </w:r>
+          </w:p>
+        </w:tc>
+        <w:tc>
+          <w:tcPr>
+            <w:tcW w:type="dxa" w:w="1786"/>
+            <w:shd w:val="clear" w:color="auto" w:fill="FFFFFF"/>
+          </w:tcPr>
+          <w:p>
+            <w:r>
+              <w:rPr>
+                <w:sz w:val="19"/>
+              </w:rPr>
+              <w:t>Jun 2019 – Dec 2023</w:t>
+            </w:r>
+          </w:p>
+        </w:tc>
+        <w:tc>
+          <w:tcPr>
+            <w:tcW w:type="dxa" w:w="1786"/>
+            <w:shd w:val="clear" w:color="auto" w:fill="FFFFFF"/>
+          </w:tcPr>
+          <w:p>
+            <w:r>
+              <w:rPr>
+                <w:sz w:val="19"/>
+              </w:rPr>
+              <w:t>Jan–Dec 2024</w:t>
+            </w:r>
+          </w:p>
+        </w:tc>
+        <w:tc>
+          <w:tcPr>
+            <w:tcW w:type="dxa" w:w="1786"/>
+            <w:shd w:val="clear" w:color="auto" w:fill="FFFFFF"/>
+          </w:tcPr>
+          <w:p>
+            <w:r>
+              <w:rPr>
+                <w:sz w:val="19"/>
+              </w:rPr>
+              <w:t>0.7240</w:t>
+            </w:r>
+          </w:p>
+        </w:tc>
+        <w:tc>
+          <w:tcPr>
+            <w:tcW w:type="dxa" w:w="1786"/>
+            <w:shd w:val="clear" w:color="auto" w:fill="FFFFFF"/>
+          </w:tcPr>
+          <w:p>
+            <w:r>
+              <w:rPr>
+                <w:sz w:val="19"/>
+              </w:rPr>
+              <w:t>Retrained model — powers the 2025 forward signal</w:t>
+            </w:r>
+          </w:p>
+        </w:tc>
+      </w:tr>
+      <w:tr>
+        <w:tc>
+          <w:tcPr>
+            <w:tcW w:type="dxa" w:w="1786"/>
+            <w:shd w:val="clear" w:color="auto" w:fill="F8FAFC"/>
+          </w:tcPr>
+          <w:p>
+            <w:r>
+              <w:rPr>
+                <w:sz w:val="19"/>
+              </w:rPr>
+              <w:t>Actuals</w:t>
+            </w:r>
+          </w:p>
+        </w:tc>
+        <w:tc>
+          <w:tcPr>
+            <w:tcW w:type="dxa" w:w="1786"/>
+            <w:shd w:val="clear" w:color="auto" w:fill="F8FAFC"/>
+          </w:tcPr>
+          <w:p>
+            <w:r>
+              <w:rPr>
+                <w:sz w:val="19"/>
+              </w:rPr>
+              <w:t>Jun 2019 – Dec 2022</w:t>
+            </w:r>
+          </w:p>
+        </w:tc>
+        <w:tc>
+          <w:tcPr>
+            <w:tcW w:type="dxa" w:w="1786"/>
+            <w:shd w:val="clear" w:color="auto" w:fill="F8FAFC"/>
+          </w:tcPr>
+          <w:p>
+            <w:r>
+              <w:rPr>
+                <w:sz w:val="19"/>
+              </w:rPr>
+              <w:t>2025 real outcomes</w:t>
+            </w:r>
+          </w:p>
+        </w:tc>
+        <w:tc>
+          <w:tcPr>
+            <w:tcW w:type="dxa" w:w="1786"/>
+            <w:shd w:val="clear" w:color="auto" w:fill="F8FAFC"/>
+          </w:tcPr>
+          <w:p>
+            <w:r>
+              <w:rPr>
+                <w:sz w:val="19"/>
+              </w:rPr>
+              <w:t>0.7747</w:t>
+            </w:r>
+          </w:p>
+        </w:tc>
+        <w:tc>
+          <w:tcPr>
+            <w:tcW w:type="dxa" w:w="1786"/>
+            <w:shd w:val="clear" w:color="auto" w:fill="F8FAFC"/>
+          </w:tcPr>
+          <w:p>
+            <w:r>
+              <w:rPr>
+                <w:sz w:val="19"/>
+              </w:rPr>
+              <w:t>2024 predictions vs. actual 2025 transitions — retrospective validation</w:t>
             </w:r>
           </w:p>
         </w:tc>
@@ -4747,7 +4891,7 @@
           <w:color w:val="212529"/>
           <w:sz w:val="21"/>
         </w:rPr>
-        <w:t>The 2022 AUC dip to 0.815 is expected and not a failure. The Fed began an aggressive rate-hike cycle in early 2022, causing the sharpest housing market correction in decades. The model was trained on 2019–2021 (pre-hike conditions) and tested on a completely different regime. The 2023 recovery to 0.865 — despite this being after the correction — shows the model captures durable structural signals in the data, not just COVID-era noise. If the 2022 dip hadn't recovered, we'd be more concerned.</w:t>
+        <w:t>The 2022 AUC dip to 0.815 is expected and not a failure. The Fed began an aggressive rate-hike cycle in early 2022, causing the sharpest housing market correction in decades. The model was trained on 2019–2021 (pre-hike conditions) and tested on a completely different regime. The 2023 recovery to 0.865 shows the model captures durable structural signals, not just COVID-era noise. The retrospective 2025 validation (AUC 0.7747) further confirms the model generalises across multiple market cycles.</w:t>
       </w:r>
     </w:p>
     <w:p>
@@ -5437,7 +5581,7 @@
           <w:color w:val="0D1B2A"/>
           <w:sz w:val="36"/>
         </w:rPr>
-        <w:t>9. Forward Predictions — 2024</w:t>
+        <w:t>9. Forward Predictions &amp; Retrospective Validation</w:t>
       </w:r>
     </w:p>
     <w:p>
@@ -5446,7 +5590,7 @@
           <w:color w:val="212529"/>
           <w:sz w:val="21"/>
         </w:rPr>
-        <w:t>After validating the model on 2023 data, the same trained model was applied to December 2024 Zillow and Redfin features to generate a forward-looking signal. These predictions are the most current available signal in the app.</w:t>
+        <w:t>As of March 2026 the project has gone through a full cycle: predictions were made for 2024, the forward window (Jan–Dec 2025) elapsed, and actual 2025 outcomes became observable. The model was then retrained on the extended dataset and re-scored on November 2025 features to generate a new forward signal for Dec 2025–Nov 2026.</w:t>
       </w:r>
     </w:p>
     <w:p>
@@ -5458,7 +5602,7 @@
           <w:color w:val="E63946"/>
           <w:sz w:val="26"/>
         </w:rPr>
-        <w:t>What 'Unverified' Means</w:t>
+        <w:t>Retrospective Validation of 2024 Predictions</w:t>
       </w:r>
     </w:p>
     <w:p>
@@ -5467,7 +5611,355 @@
           <w:color w:val="212529"/>
           <w:sz w:val="21"/>
         </w:rPr>
-        <w:t>The model predicts whether a ZIP will enter an upward transition over the NEXT 12 months from the observation date. For December 2024 predictions, that means transitions expected to materialize between January and December 2025. Whether those transitions actually occurred will not be confirmable until late 2025 when the outcome data becomes available.</w:t>
+        <w:t>The original model (trained Jun 2019–Dec 2022) generated predictions for all 2024 months. With Zillow data through January 2026 and Redfin data through November 2025, it was possible to compute the actual composite transition score for each ZIP's 12-month forward window and compare it against the model's predicted probability.</w:t>
+      </w:r>
+    </w:p>
+    <w:tbl>
+      <w:tblPr>
+        <w:tblStyle w:val="TableGrid"/>
+        <w:tblW w:type="auto" w:w="0"/>
+        <w:tblLook w:firstColumn="1" w:firstRow="1" w:lastColumn="0" w:lastRow="0" w:noHBand="0" w:noVBand="1" w:val="04A0"/>
+      </w:tblPr>
+      <w:tblGrid>
+        <w:gridCol w:w="2976"/>
+        <w:gridCol w:w="2976"/>
+        <w:gridCol w:w="2976"/>
+      </w:tblGrid>
+      <w:tr>
+        <w:tc>
+          <w:tcPr>
+            <w:tcW w:type="dxa" w:w="2976"/>
+            <w:shd w:val="clear" w:color="auto" w:fill="0D1B2A"/>
+          </w:tcPr>
+          <w:p>
+            <w:r>
+              <w:rPr>
+                <w:b/>
+                <w:color w:val="FFFFFF"/>
+                <w:sz w:val="19"/>
+              </w:rPr>
+              <w:t>Metric</w:t>
+            </w:r>
+          </w:p>
+        </w:tc>
+        <w:tc>
+          <w:tcPr>
+            <w:tcW w:type="dxa" w:w="2976"/>
+            <w:shd w:val="clear" w:color="auto" w:fill="0D1B2A"/>
+          </w:tcPr>
+          <w:p>
+            <w:r>
+              <w:rPr>
+                <w:b/>
+                <w:color w:val="FFFFFF"/>
+                <w:sz w:val="19"/>
+              </w:rPr>
+              <w:t>Value</w:t>
+            </w:r>
+          </w:p>
+        </w:tc>
+        <w:tc>
+          <w:tcPr>
+            <w:tcW w:type="dxa" w:w="2976"/>
+            <w:shd w:val="clear" w:color="auto" w:fill="0D1B2A"/>
+          </w:tcPr>
+          <w:p>
+            <w:r>
+              <w:rPr>
+                <w:b/>
+                <w:color w:val="FFFFFF"/>
+                <w:sz w:val="19"/>
+              </w:rPr>
+              <w:t>Notes</w:t>
+            </w:r>
+          </w:p>
+        </w:tc>
+      </w:tr>
+      <w:tr>
+        <w:tc>
+          <w:tcPr>
+            <w:tcW w:type="dxa" w:w="2976"/>
+            <w:shd w:val="clear" w:color="auto" w:fill="F8FAFC"/>
+          </w:tcPr>
+          <w:p>
+            <w:r>
+              <w:rPr>
+                <w:sz w:val="19"/>
+              </w:rPr>
+              <w:t>AUC — binary (up vs not-up)</w:t>
+            </w:r>
+          </w:p>
+        </w:tc>
+        <w:tc>
+          <w:tcPr>
+            <w:tcW w:type="dxa" w:w="2976"/>
+            <w:shd w:val="clear" w:color="auto" w:fill="F8FAFC"/>
+          </w:tcPr>
+          <w:p>
+            <w:r>
+              <w:rPr>
+                <w:sz w:val="19"/>
+              </w:rPr>
+              <w:t>0.7747</w:t>
+            </w:r>
+          </w:p>
+        </w:tc>
+        <w:tc>
+          <w:tcPr>
+            <w:tcW w:type="dxa" w:w="2976"/>
+            <w:shd w:val="clear" w:color="auto" w:fill="F8FAFC"/>
+          </w:tcPr>
+          <w:p>
+            <w:r>
+              <w:rPr>
+                <w:sz w:val="19"/>
+              </w:rPr>
+              <w:t>Solid out-of-distribution generalization</w:t>
+            </w:r>
+          </w:p>
+        </w:tc>
+      </w:tr>
+      <w:tr>
+        <w:tc>
+          <w:tcPr>
+            <w:tcW w:type="dxa" w:w="2976"/>
+            <w:shd w:val="clear" w:color="auto" w:fill="FFFFFF"/>
+          </w:tcPr>
+          <w:p>
+            <w:r>
+              <w:rPr>
+                <w:sz w:val="19"/>
+              </w:rPr>
+              <w:t>Accuracy</w:t>
+            </w:r>
+          </w:p>
+        </w:tc>
+        <w:tc>
+          <w:tcPr>
+            <w:tcW w:type="dxa" w:w="2976"/>
+            <w:shd w:val="clear" w:color="auto" w:fill="FFFFFF"/>
+          </w:tcPr>
+          <w:p>
+            <w:r>
+              <w:rPr>
+                <w:sz w:val="19"/>
+              </w:rPr>
+              <w:t>0.778</w:t>
+            </w:r>
+          </w:p>
+        </w:tc>
+        <w:tc>
+          <w:tcPr>
+            <w:tcW w:type="dxa" w:w="2976"/>
+            <w:shd w:val="clear" w:color="auto" w:fill="FFFFFF"/>
+          </w:tcPr>
+          <w:p>
+            <w:r>
+              <w:rPr>
+                <w:sz w:val="19"/>
+              </w:rPr>
+              <w:t>75% class imbalance baseline = 0.75</w:t>
+            </w:r>
+          </w:p>
+        </w:tc>
+      </w:tr>
+      <w:tr>
+        <w:tc>
+          <w:tcPr>
+            <w:tcW w:type="dxa" w:w="2976"/>
+            <w:shd w:val="clear" w:color="auto" w:fill="F8FAFC"/>
+          </w:tcPr>
+          <w:p>
+            <w:r>
+              <w:rPr>
+                <w:sz w:val="19"/>
+              </w:rPr>
+              <w:t>F1 — binary (up class)</w:t>
+            </w:r>
+          </w:p>
+        </w:tc>
+        <w:tc>
+          <w:tcPr>
+            <w:tcW w:type="dxa" w:w="2976"/>
+            <w:shd w:val="clear" w:color="auto" w:fill="F8FAFC"/>
+          </w:tcPr>
+          <w:p>
+            <w:r>
+              <w:rPr>
+                <w:sz w:val="19"/>
+              </w:rPr>
+              <w:t>0.489</w:t>
+            </w:r>
+          </w:p>
+        </w:tc>
+        <w:tc>
+          <w:tcPr>
+            <w:tcW w:type="dxa" w:w="2976"/>
+            <w:shd w:val="clear" w:color="auto" w:fill="F8FAFC"/>
+          </w:tcPr>
+          <w:p>
+            <w:r>
+              <w:rPr>
+                <w:sz w:val="19"/>
+              </w:rPr>
+              <w:t>Precision 0.57, Recall 0.42</w:t>
+            </w:r>
+          </w:p>
+        </w:tc>
+      </w:tr>
+      <w:tr>
+        <w:tc>
+          <w:tcPr>
+            <w:tcW w:type="dxa" w:w="2976"/>
+            <w:shd w:val="clear" w:color="auto" w:fill="FFFFFF"/>
+          </w:tcPr>
+          <w:p>
+            <w:r>
+              <w:rPr>
+                <w:sz w:val="19"/>
+              </w:rPr>
+              <w:t>Multi-class Macro F1</w:t>
+            </w:r>
+          </w:p>
+        </w:tc>
+        <w:tc>
+          <w:tcPr>
+            <w:tcW w:type="dxa" w:w="2976"/>
+            <w:shd w:val="clear" w:color="auto" w:fill="FFFFFF"/>
+          </w:tcPr>
+          <w:p>
+            <w:r>
+              <w:rPr>
+                <w:sz w:val="19"/>
+              </w:rPr>
+              <w:t>0.409</w:t>
+            </w:r>
+          </w:p>
+        </w:tc>
+        <w:tc>
+          <w:tcPr>
+            <w:tcW w:type="dxa" w:w="2976"/>
+            <w:shd w:val="clear" w:color="auto" w:fill="FFFFFF"/>
+          </w:tcPr>
+          <w:p>
+            <w:r>
+              <w:rPr>
+                <w:sz w:val="19"/>
+              </w:rPr>
+              <w:t>Down class has very low recall (5%) — model conservative about calling cooling</w:t>
+            </w:r>
+          </w:p>
+        </w:tc>
+      </w:tr>
+      <w:tr>
+        <w:tc>
+          <w:tcPr>
+            <w:tcW w:type="dxa" w:w="2976"/>
+            <w:shd w:val="clear" w:color="auto" w:fill="F8FAFC"/>
+          </w:tcPr>
+          <w:p>
+            <w:r>
+              <w:rPr>
+                <w:sz w:val="19"/>
+              </w:rPr>
+              <w:t>Best cluster — moderate_supply_growing</w:t>
+            </w:r>
+          </w:p>
+        </w:tc>
+        <w:tc>
+          <w:tcPr>
+            <w:tcW w:type="dxa" w:w="2976"/>
+            <w:shd w:val="clear" w:color="auto" w:fill="F8FAFC"/>
+          </w:tcPr>
+          <w:p>
+            <w:r>
+              <w:rPr>
+                <w:sz w:val="19"/>
+              </w:rPr>
+              <w:t>AUC 0.822</w:t>
+            </w:r>
+          </w:p>
+        </w:tc>
+        <w:tc>
+          <w:tcPr>
+            <w:tcW w:type="dxa" w:w="2976"/>
+            <w:shd w:val="clear" w:color="auto" w:fill="F8FAFC"/>
+          </w:tcPr>
+          <w:p>
+            <w:r>
+              <w:rPr>
+                <w:sz w:val="19"/>
+              </w:rPr>
+              <w:t>Supply-side signals most predictable</w:t>
+            </w:r>
+          </w:p>
+        </w:tc>
+      </w:tr>
+      <w:tr>
+        <w:tc>
+          <w:tcPr>
+            <w:tcW w:type="dxa" w:w="2976"/>
+            <w:shd w:val="clear" w:color="auto" w:fill="FFFFFF"/>
+          </w:tcPr>
+          <w:p>
+            <w:r>
+              <w:rPr>
+                <w:sz w:val="19"/>
+              </w:rPr>
+              <w:t>Weakest cluster — competitive_mid_market</w:t>
+            </w:r>
+          </w:p>
+        </w:tc>
+        <w:tc>
+          <w:tcPr>
+            <w:tcW w:type="dxa" w:w="2976"/>
+            <w:shd w:val="clear" w:color="auto" w:fill="FFFFFF"/>
+          </w:tcPr>
+          <w:p>
+            <w:r>
+              <w:rPr>
+                <w:sz w:val="19"/>
+              </w:rPr>
+              <w:t>AUC 0.717</w:t>
+            </w:r>
+          </w:p>
+        </w:tc>
+        <w:tc>
+          <w:tcPr>
+            <w:tcW w:type="dxa" w:w="2976"/>
+            <w:shd w:val="clear" w:color="auto" w:fill="FFFFFF"/>
+          </w:tcPr>
+          <w:p>
+            <w:r>
+              <w:rPr>
+                <w:sz w:val="19"/>
+              </w:rPr>
+              <w:t>Mid-market harder to call</w:t>
+            </w:r>
+          </w:p>
+        </w:tc>
+      </w:tr>
+    </w:tbl>
+    <w:p/>
+    <w:p>
+      <w:r>
+        <w:rPr>
+          <w:color w:val="212529"/>
+          <w:sz w:val="21"/>
+        </w:rPr>
+        <w:t>The ~9-point AUC drop from the 2023 held-out test (0.865) is expected: 2024–2025 represents a post-rate-hike stabilization regime the model was never trained on. AUC 0.7747 still represents meaningful predictive signal well above random (0.5).</w:t>
+      </w:r>
+    </w:p>
+    <w:p>
+      <w:pPr>
+        <w:pStyle w:val="Heading2"/>
+      </w:pPr>
+      <w:r>
+        <w:rPr>
+          <w:color w:val="E63946"/>
+          <w:sz w:val="26"/>
+        </w:rPr>
+        <w:t>Retrained Model — 2025 Forward Signal</w:t>
       </w:r>
     </w:p>
     <w:p>
@@ -5476,9 +5968,265 @@
           <w:color w:val="212529"/>
           <w:sz w:val="21"/>
         </w:rPr>
-        <w:t>This does NOT mean the predictions are unreliable — the model has AUC 0.865 on held-out 2023 data with the same features. It means they are forward-looking by design and cannot yet be back-tested.</w:t>
+        <w:t>The model was retrained on Jun 2019–Dec 2024 (43,617 labeled rows) incorporating the validated 2024 transition labels. It was then scored against November 2025 Zillow and Redfin features to produce the current forward signal.</w:t>
       </w:r>
     </w:p>
+    <w:tbl>
+      <w:tblPr>
+        <w:tblStyle w:val="TableGrid"/>
+        <w:tblW w:type="auto" w:w="0"/>
+        <w:tblLook w:firstColumn="1" w:firstRow="1" w:lastColumn="0" w:lastRow="0" w:noHBand="0" w:noVBand="1" w:val="04A0"/>
+      </w:tblPr>
+      <w:tblGrid>
+        <w:gridCol w:w="4464"/>
+        <w:gridCol w:w="4464"/>
+      </w:tblGrid>
+      <w:tr>
+        <w:tc>
+          <w:tcPr>
+            <w:tcW w:type="dxa" w:w="4464"/>
+            <w:shd w:val="clear" w:color="auto" w:fill="0D1B2A"/>
+          </w:tcPr>
+          <w:p>
+            <w:r>
+              <w:rPr>
+                <w:b/>
+                <w:color w:val="FFFFFF"/>
+                <w:sz w:val="19"/>
+              </w:rPr>
+              <w:t>Item</w:t>
+            </w:r>
+          </w:p>
+        </w:tc>
+        <w:tc>
+          <w:tcPr>
+            <w:tcW w:type="dxa" w:w="4464"/>
+            <w:shd w:val="clear" w:color="auto" w:fill="0D1B2A"/>
+          </w:tcPr>
+          <w:p>
+            <w:r>
+              <w:rPr>
+                <w:b/>
+                <w:color w:val="FFFFFF"/>
+                <w:sz w:val="19"/>
+              </w:rPr>
+              <w:t>Value</w:t>
+            </w:r>
+          </w:p>
+        </w:tc>
+      </w:tr>
+      <w:tr>
+        <w:tc>
+          <w:tcPr>
+            <w:tcW w:type="dxa" w:w="4464"/>
+            <w:shd w:val="clear" w:color="auto" w:fill="F8FAFC"/>
+          </w:tcPr>
+          <w:p>
+            <w:r>
+              <w:rPr>
+                <w:sz w:val="19"/>
+              </w:rPr>
+              <w:t>Training range</w:t>
+            </w:r>
+          </w:p>
+        </w:tc>
+        <w:tc>
+          <w:tcPr>
+            <w:tcW w:type="dxa" w:w="4464"/>
+            <w:shd w:val="clear" w:color="auto" w:fill="F8FAFC"/>
+          </w:tcPr>
+          <w:p>
+            <w:r>
+              <w:rPr>
+                <w:sz w:val="19"/>
+              </w:rPr>
+              <w:t>Jun 2019 – Dec 2024</w:t>
+            </w:r>
+          </w:p>
+        </w:tc>
+      </w:tr>
+      <w:tr>
+        <w:tc>
+          <w:tcPr>
+            <w:tcW w:type="dxa" w:w="4464"/>
+            <w:shd w:val="clear" w:color="auto" w:fill="FFFFFF"/>
+          </w:tcPr>
+          <w:p>
+            <w:r>
+              <w:rPr>
+                <w:sz w:val="19"/>
+              </w:rPr>
+              <w:t>Fold D AUC (test 2024)</w:t>
+            </w:r>
+          </w:p>
+        </w:tc>
+        <w:tc>
+          <w:tcPr>
+            <w:tcW w:type="dxa" w:w="4464"/>
+            <w:shd w:val="clear" w:color="auto" w:fill="FFFFFF"/>
+          </w:tcPr>
+          <w:p>
+            <w:r>
+              <w:rPr>
+                <w:sz w:val="19"/>
+              </w:rPr>
+              <w:t>0.7240</w:t>
+            </w:r>
+          </w:p>
+        </w:tc>
+      </w:tr>
+      <w:tr>
+        <w:tc>
+          <w:tcPr>
+            <w:tcW w:type="dxa" w:w="4464"/>
+            <w:shd w:val="clear" w:color="auto" w:fill="F8FAFC"/>
+          </w:tcPr>
+          <w:p>
+            <w:r>
+              <w:rPr>
+                <w:sz w:val="19"/>
+              </w:rPr>
+              <w:t>Feature point</w:t>
+            </w:r>
+          </w:p>
+        </w:tc>
+        <w:tc>
+          <w:tcPr>
+            <w:tcW w:type="dxa" w:w="4464"/>
+            <w:shd w:val="clear" w:color="auto" w:fill="F8FAFC"/>
+          </w:tcPr>
+          <w:p>
+            <w:r>
+              <w:rPr>
+                <w:sz w:val="19"/>
+              </w:rPr>
+              <w:t>November 2025</w:t>
+            </w:r>
+          </w:p>
+        </w:tc>
+      </w:tr>
+      <w:tr>
+        <w:tc>
+          <w:tcPr>
+            <w:tcW w:type="dxa" w:w="4464"/>
+            <w:shd w:val="clear" w:color="auto" w:fill="FFFFFF"/>
+          </w:tcPr>
+          <w:p>
+            <w:r>
+              <w:rPr>
+                <w:sz w:val="19"/>
+              </w:rPr>
+              <w:t>Forward window</w:t>
+            </w:r>
+          </w:p>
+        </w:tc>
+        <w:tc>
+          <w:tcPr>
+            <w:tcW w:type="dxa" w:w="4464"/>
+            <w:shd w:val="clear" w:color="auto" w:fill="FFFFFF"/>
+          </w:tcPr>
+          <w:p>
+            <w:r>
+              <w:rPr>
+                <w:sz w:val="19"/>
+              </w:rPr>
+              <w:t>December 2025 – November 2026</w:t>
+            </w:r>
+          </w:p>
+        </w:tc>
+      </w:tr>
+      <w:tr>
+        <w:tc>
+          <w:tcPr>
+            <w:tcW w:type="dxa" w:w="4464"/>
+            <w:shd w:val="clear" w:color="auto" w:fill="F8FAFC"/>
+          </w:tcPr>
+          <w:p>
+            <w:r>
+              <w:rPr>
+                <w:sz w:val="19"/>
+              </w:rPr>
+              <w:t>ZIPs scored</w:t>
+            </w:r>
+          </w:p>
+        </w:tc>
+        <w:tc>
+          <w:tcPr>
+            <w:tcW w:type="dxa" w:w="4464"/>
+            <w:shd w:val="clear" w:color="auto" w:fill="F8FAFC"/>
+          </w:tcPr>
+          <w:p>
+            <w:r>
+              <w:rPr>
+                <w:sz w:val="19"/>
+              </w:rPr>
+              <w:t>650 (5 have Nov 2025 data gaps)</w:t>
+            </w:r>
+          </w:p>
+        </w:tc>
+      </w:tr>
+      <w:tr>
+        <w:tc>
+          <w:tcPr>
+            <w:tcW w:type="dxa" w:w="4464"/>
+            <w:shd w:val="clear" w:color="auto" w:fill="FFFFFF"/>
+          </w:tcPr>
+          <w:p>
+            <w:r>
+              <w:rPr>
+                <w:sz w:val="19"/>
+              </w:rPr>
+              <w:t>Avg opportunity score</w:t>
+            </w:r>
+          </w:p>
+        </w:tc>
+        <w:tc>
+          <w:tcPr>
+            <w:tcW w:type="dxa" w:w="4464"/>
+            <w:shd w:val="clear" w:color="auto" w:fill="FFFFFF"/>
+          </w:tcPr>
+          <w:p>
+            <w:r>
+              <w:rPr>
+                <w:sz w:val="19"/>
+              </w:rPr>
+              <w:t>0.183 (lower than 2024 — model calibrated to post-hike market)</w:t>
+            </w:r>
+          </w:p>
+        </w:tc>
+      </w:tr>
+      <w:tr>
+        <w:tc>
+          <w:tcPr>
+            <w:tcW w:type="dxa" w:w="4464"/>
+            <w:shd w:val="clear" w:color="auto" w:fill="F8FAFC"/>
+          </w:tcPr>
+          <w:p>
+            <w:r>
+              <w:rPr>
+                <w:sz w:val="19"/>
+              </w:rPr>
+              <w:t>Verifiable</w:t>
+            </w:r>
+          </w:p>
+        </w:tc>
+        <w:tc>
+          <w:tcPr>
+            <w:tcW w:type="dxa" w:w="4464"/>
+            <w:shd w:val="clear" w:color="auto" w:fill="F8FAFC"/>
+          </w:tcPr>
+          <w:p>
+            <w:r>
+              <w:rPr>
+                <w:sz w:val="19"/>
+              </w:rPr>
+              <w:t>Not until late 2026</w:t>
+            </w:r>
+          </w:p>
+        </w:tc>
+      </w:tr>
+    </w:tbl>
+    <w:p/>
     <w:p/>
     <w:p>
       <w:pPr>
@@ -5491,7 +6239,7 @@
           <w:color w:val="FFFFFF"/>
           <w:sz w:val="20"/>
         </w:rPr>
-        <w:t xml:space="preserve">  DECISION: Label 2024 predictions as 'unverified forward signal' in the app  </w:t>
+        <w:t xml:space="preserve">  DECISION: Retrain on extended data rather than keeping the original model  </w:t>
       </w:r>
     </w:p>
     <w:p>
@@ -5509,7 +6257,7 @@
         <w:rPr>
           <w:sz w:val="20"/>
         </w:rPr>
-        <w:t>Presenting forward predictions without a clear caveat would imply they carry the same evidential weight as the validated 2023 predictions. They don't — not because the model is worse, but because the future hasn't happened yet. Users should know the difference.</w:t>
+        <w:t>The original model was trained only through 2022. By 2025 it had never seen the 2023 post-correction stabilization or 2024 dynamics. Retraining on Jun 2019–Dec 2024 gives the model exposure to two additional years of market behavior including the rate-hike aftermath, improving its calibration for current conditions.</w:t>
       </w:r>
     </w:p>
     <w:p>
@@ -5528,7 +6276,7 @@
         <w:rPr>
           <w:sz w:val="20"/>
         </w:rPr>
-        <w:t>The app displays a prominent info banner on the 2024 Signal page and uses an orange LIVE badge to distinguish forward predictions from validated historical results.</w:t>
+        <w:t>The retrained model powers the 2025 Signal page in the app. The original Fold C model is still available in the Validated Map page (2023 held-out results).</w:t>
       </w:r>
     </w:p>
     <w:p/>
@@ -5686,7 +6434,7 @@
               <w:rPr>
                 <w:sz w:val="19"/>
               </w:rPr>
-              <w:t>2024 Signal</w:t>
+              <w:t>2025 Signal</w:t>
             </w:r>
           </w:p>
         </w:tc>
@@ -5700,7 +6448,7 @@
               <w:rPr>
                 <w:sz w:val="19"/>
               </w:rPr>
-              <w:t>Forward-looking choropleth map for 2024 — opportunity score or net direction. Unverified.</w:t>
+              <w:t>Forward-looking choropleth map for Dec 2025–Nov 2026 — retrained model on Nov 2025 features.</w:t>
             </w:r>
           </w:p>
         </w:tc>
@@ -6670,7 +7418,7 @@
               <w:rPr>
                 <w:sz w:val="19"/>
               </w:rPr>
-              <w:t>2024 predictions are unverified</w:t>
+              <w:t>2025 predictions are unverified</w:t>
             </w:r>
           </w:p>
         </w:tc>
@@ -6684,7 +7432,7 @@
               <w:rPr>
                 <w:sz w:val="19"/>
               </w:rPr>
-              <w:t>The 12-month outcome window for 2024 predictions ends in late 2025</w:t>
+              <w:t>The 12-month outcome window for 2025 predictions ends in late 2026</w:t>
             </w:r>
           </w:p>
         </w:tc>
@@ -6698,7 +7446,7 @@
               <w:rPr>
                 <w:sz w:val="19"/>
               </w:rPr>
-              <w:t>Be explicit. The model is validated to 0.865 on 2023. These use the same model on current data — but outcomes are not yet known.</w:t>
+              <w:t>Be explicit. The 2024 predictions were validated at AUC 0.7747 on actual 2025 outcomes — that gives confidence, but 2025 predictions still cannot be verified until late 2026.</w:t>
             </w:r>
           </w:p>
         </w:tc>

--- a/documentation/Project_Reference_Guide.docx
+++ b/documentation/Project_Reference_Guide.docx
@@ -3831,7 +3831,7 @@
           <w:color w:val="212529"/>
           <w:sz w:val="21"/>
         </w:rPr>
-        <w:t>K-means clustering on 22 ZIP-level summary features: 16 means and 6 linear trend slopes computed over the full observation window. Each ZIP gets one cluster assignment representing its long-run market character.</w:t>
+        <w:t>K-means clustering on the same 18 features selected by RFECV for the prediction model (means computed over Jun 2019–Dec 2024). Using the model's own feature set improved silhouette from 0.11 to 0.16 vs. the original 22-feature approach. Each ZIP gets one cluster assignment representing its long-run market character.</w:t>
       </w:r>
     </w:p>
     <w:p/>
@@ -3864,7 +3864,7 @@
         <w:rPr>
           <w:sz w:val="20"/>
         </w:rPr>
-        <w:t>The clusters are meant to characterize a ZIP's structural identity — its long-run market type — not its current momentum. The prediction model already captures the time-varying dynamics. Having both time-varying clusters and time-varying predictions would be redundant and harder to interpret. A ZIP being 'Affordable High Demand' is a durable property of its market structure; whether it's about to break out is what the model predicts.</w:t>
+        <w:t>The clusters are meant to characterize a ZIP's structural identity — its long-run market type — not its current momentum. The prediction model already captures the time-varying dynamics. Having both time-varying clusters and time-varying predictions would be redundant and harder to interpret. A ZIP being 'Affordable High Appreciation' is a durable property of its market structure; whether it's about to break out is what the model predicts.</w:t>
       </w:r>
     </w:p>
     <w:p>
@@ -3911,7 +3911,7 @@
           <w:color w:val="FFFFFF"/>
           <w:sz w:val="20"/>
         </w:rPr>
-        <w:t xml:space="preserve">  DECISION: Report and acknowledge the silhouette score of 0.11  </w:t>
+        <w:t xml:space="preserve">  DECISION: Report and acknowledge the silhouette score of 0.16  </w:t>
       </w:r>
     </w:p>
     <w:p>
@@ -3929,7 +3929,7 @@
         <w:rPr>
           <w:sz w:val="20"/>
         </w:rPr>
-        <w:t>K-means silhouette scores in geographic/economic clustering are commonly low because real markets exist on a continuum rather than in discrete clusters. A score of 0.11 does not mean the clustering is wrong — it means the boundaries are fuzzy, which is an accurate reflection of reality. Hiding or not reporting this would be misleading.</w:t>
+        <w:t>K-means silhouette scores in geographic/economic clustering are commonly low because real markets exist on a continuum rather than in discrete clusters. A score of 0.16 does not mean the clustering is wrong — it means the boundaries are fuzzy, which is an accurate reflection of reality. Using the same 18 features as the prediction model improved separation (0.16 vs. 0.11) and ensures the archetypes are defined in the same language the model speaks.</w:t>
       </w:r>
     </w:p>
     <w:p>
@@ -3948,7 +3948,7 @@
         <w:rPr>
           <w:sz w:val="20"/>
         </w:rPr>
-        <w:t>The clusters should be presented as 'market tendencies on a spectrum', not as hard, mutually exclusive categories. The profiles are real and interpretable — a ZIP in the 'Affordable High Demand' cluster genuinely has different characteristics than one in 'Luxury Appreciating' — but the boundary between clusters is not sharp.</w:t>
+        <w:t>The clusters should be presented as 'market tendencies on a spectrum', not as hard, mutually exclusive categories. The profiles are real and interpretable — a ZIP in the 'Affordable High Appreciation' cluster genuinely behaves differently than one in 'High-Value, Tight Supply' — but the boundary between clusters is not sharp.</w:t>
       </w:r>
     </w:p>
     <w:p/>
@@ -4053,7 +4053,7 @@
               <w:rPr>
                 <w:sz w:val="19"/>
               </w:rPr>
-              <w:t>💎 High-Value Appreciating</w:t>
+              <w:t>💎 High-Value, Tight Supply</w:t>
             </w:r>
           </w:p>
         </w:tc>
@@ -4067,7 +4067,7 @@
               <w:rPr>
                 <w:sz w:val="19"/>
               </w:rPr>
-              <w:t>108</w:t>
+              <w:t>74</w:t>
             </w:r>
           </w:p>
         </w:tc>
@@ -4081,7 +4081,7 @@
               <w:rPr>
                 <w:sz w:val="19"/>
               </w:rPr>
-              <w:t>Highest median values (~$376K), 12.2% YoY appreciation, slower transaction pace (84-day DOM), 20% above-list rate. Premium ZIPs where homes sit longer but prices rise steadily.</w:t>
+              <w:t>Highest median values (~$318K), only cluster with declining inventory (−8% YoY), high off-market rate (41%). Durable demand absorbs supply consistently.</w:t>
             </w:r>
           </w:p>
         </w:tc>
@@ -4125,7 +4125,7 @@
               <w:rPr>
                 <w:sz w:val="19"/>
               </w:rPr>
-              <w:t>85</w:t>
+              <w:t>44</w:t>
             </w:r>
           </w:p>
         </w:tc>
@@ -4139,7 +4139,7 @@
               <w:rPr>
                 <w:sz w:val="19"/>
               </w:rPr>
-              <w:t>Lowest values (~$181K), weakest appreciation (8.5%) and decelerating. Slow sales, low competition, limited upside. Appreciation trend is slowing fastest of any cluster.</w:t>
+              <w:t>Lowest values (~$162K), weakest appreciation (7.1% YoY), highest inventory growth (+14% YoY), slowest sales pace (76-day DOM). Softest market on all metrics.</w:t>
             </w:r>
           </w:p>
         </w:tc>
@@ -4153,7 +4153,7 @@
               <w:rPr>
                 <w:sz w:val="19"/>
               </w:rPr>
-              <w:t>~30%</w:t>
+              <w:t>~25%</w:t>
             </w:r>
           </w:p>
         </w:tc>
@@ -4183,7 +4183,7 @@
               <w:rPr>
                 <w:sz w:val="19"/>
               </w:rPr>
-              <w:t>195</w:t>
+              <w:t>211</w:t>
             </w:r>
           </w:p>
         </w:tc>
@@ -4197,7 +4197,7 @@
               <w:rPr>
                 <w:sz w:val="19"/>
               </w:rPr>
-              <w:t>Mid-to-high values (~$338K), highest above-list rate (35.4%), only cluster with tightening inventory, fast 50-day DOM. Hot market dynamics at moderate prices.</w:t>
+              <w:t>Mid-range values (~$266K), highest above-list rate (37.6%), fastest DOM (45 days). Strongest competition of any cluster — broad geographic representation.</w:t>
             </w:r>
           </w:p>
         </w:tc>
@@ -4227,7 +4227,7 @@
               <w:rPr>
                 <w:sz w:val="19"/>
               </w:rPr>
-              <w:t>⚡ Affordable, High Demand</w:t>
+              <w:t>⚡ Affordable, High Appreciation</w:t>
             </w:r>
           </w:p>
         </w:tc>
@@ -4241,7 +4241,7 @@
               <w:rPr>
                 <w:sz w:val="19"/>
               </w:rPr>
-              <w:t>183</w:t>
+              <w:t>172</w:t>
             </w:r>
           </w:p>
         </w:tc>
@@ -4255,7 +4255,7 @@
               <w:rPr>
                 <w:sz w:val="19"/>
               </w:rPr>
-              <w:t>Entry-level (~$218K), fastest DOM (48 days), highest off-market rate (45.5%), 12.1% appreciation. Peak demand at lowest price — early-entry investor opportunity.</w:t>
+              <w:t>Entry-level (~$216K) with strongest YoY appreciation (12.8%). Rising inventory signals growing developer and investor interest. Best affordability-momentum combination.</w:t>
             </w:r>
           </w:p>
         </w:tc>
@@ -4269,7 +4269,7 @@
               <w:rPr>
                 <w:sz w:val="19"/>
               </w:rPr>
-              <w:t>~58%</w:t>
+              <w:t>~55%</w:t>
             </w:r>
           </w:p>
         </w:tc>
@@ -4299,7 +4299,7 @@
               <w:rPr>
                 <w:sz w:val="19"/>
               </w:rPr>
-              <w:t>84</w:t>
+              <w:t>154</w:t>
             </w:r>
           </w:p>
         </w:tc>
@@ -4313,7 +4313,7 @@
               <w:rPr>
                 <w:sz w:val="19"/>
               </w:rPr>
-              <w:t>Mid-range (~$208K), fastest inventory growth (+6.5% MoM). Moderate competition, rising supply signals softening. Buyers have more options.</w:t>
+              <w:t>Mid-range (~$213K), rising inventory (+8% YoY), slow DOM (76 days), softest competition. Supply outpacing demand — appreciation is holding but buyers have options.</w:t>
             </w:r>
           </w:p>
         </w:tc>
@@ -7330,7 +7330,7 @@
               <w:rPr>
                 <w:sz w:val="19"/>
               </w:rPr>
-              <w:t>Clustering silhouette = 0.11</w:t>
+              <w:t>Clustering silhouette = 0.16</w:t>
             </w:r>
           </w:p>
         </w:tc>
@@ -7358,7 +7358,7 @@
               <w:rPr>
                 <w:sz w:val="19"/>
               </w:rPr>
-              <w:t>Present clusters as 'market tendencies on a spectrum', not hard categories. The profiles are real and useful even with fuzzy boundaries.</w:t>
+              <w:t>Present clusters as 'market tendencies on a spectrum', not hard categories. Using the same 18 model features improved silhouette from 0.11 to 0.16; profiles remain interpretable even with fuzzy boundaries.</w:t>
             </w:r>
           </w:p>
         </w:tc>
